--- a/docx_chapters/31_Trail_20___Honey_Creek.docx
+++ b/docx_chapters/31_Trail_20___Honey_Creek.docx
@@ -323,7 +323,7 @@
               <w:pStyle w:val="Compact"/>
             </w:pPr>
             <w:r>
-              <w:t xml:space="preserve">Strollers and Wheelchairs</w:t>
+              <w:t xml:space="preserve">Accessibility</w:t>
             </w:r>
           </w:p>
         </w:tc>

--- a/docx_chapters/31_Trail_20___Honey_Creek.docx
+++ b/docx_chapters/31_Trail_20___Honey_Creek.docx
@@ -2,7 +2,7 @@
 <file path=word/document.xml><?xml version="1.0" encoding="utf-8"?>
 <w:document xmlns:w="http://schemas.openxmlformats.org/wordprocessingml/2006/main" xmlns:m="http://schemas.openxmlformats.org/officeDocument/2006/math" xmlns:r="http://schemas.openxmlformats.org/officeDocument/2006/relationships" xmlns:o="urn:schemas-microsoft-com:office:office" xmlns:v="urn:schemas-microsoft-com:vml" xmlns:w10="urn:schemas-microsoft-com:office:word" xmlns:a="http://schemas.openxmlformats.org/drawingml/2006/main" xmlns:pic="http://schemas.openxmlformats.org/drawingml/2006/picture" xmlns:wp="http://schemas.openxmlformats.org/drawingml/2006/wordprocessingDrawing">
   <w:body>
-    <w:bookmarkStart w:id="28" w:name="trail-19-honey-creek"/>
+    <w:bookmarkStart w:id="25" w:name="trail-19-honey-creek"/>
     <w:p>
       <w:pPr>
         <w:pStyle w:val="Heading2"/>
@@ -56,7 +56,19 @@
         </w:numPr>
       </w:pPr>
       <w:r>
-        <w:t xml:space="preserve">jo-bsf-cliff.jpg</w:t>
+        <w:t xml:space="preserve">honey creek sign.jpg</w:t>
+      </w:r>
+    </w:p>
+    <w:p>
+      <w:pPr>
+        <w:pStyle w:val="Compact"/>
+        <w:numPr>
+          <w:ilvl w:val="0"/>
+          <w:numId w:val="1001"/>
+        </w:numPr>
+      </w:pPr>
+      <w:r>
+        <w:t xml:space="preserve">jonah ladder honey creek.jpg</w:t>
       </w:r>
     </w:p>
     <w:bookmarkStart w:id="20" w:name="overview"/>
@@ -341,7 +353,7 @@
       </w:tr>
     </w:tbl>
     <w:bookmarkEnd w:id="21"/>
-    <w:bookmarkStart w:id="25" w:name="directions-to-the-trailhead"/>
+    <w:bookmarkStart w:id="22" w:name="directions-to-the-trailhead"/>
     <w:p>
       <w:pPr>
         <w:pStyle w:val="Heading3"/>
@@ -366,115 +378,6 @@
         <w:t xml:space="preserve">Trailhead GPS Coordinates: 36.42123, -84.65180</w:t>
       </w:r>
     </w:p>
-    <w:tbl>
-      <w:tblPr>
-        <w:tblStyle w:val="Table"/>
-        <w:tblInd w:w="164" w:type="dxa"/>
-        <w:tblBorders>
-          <w:left w:val="single" w:sz="24" w:space="0" w:color="0758E5"/>
-        </w:tblBorders>
-        <w:tblCellMar>
-          <w:left w:w="0" w:type="dxa"/>
-          <w:right w:w="0" w:type="dxa"/>
-        </w:tblCellMar>
-        <w:tblLook w:firstRow="0" w:lastRow="0" w:firstColumn="0" w:lastColumn="0" w:noHBand="0" w:noVBand="0" w:val="0000"/>
-      </w:tblPr>
-      <w:tblGrid>
-        <w:gridCol w:w="7920"/>
-      </w:tblGrid>
-      <w:tr>
-        <w:trPr>
-          <w:cantSplit/>
-        </w:trPr>
-        <w:tc>
-          <w:tcPr>
-            <w:tcMar>
-              <w:left w:w="144" w:type="dxa"/>
-              <w:right w:w="144" w:type="dxa"/>
-            </w:tcMar>
-          </w:tcPr>
-          <w:p>
-            <w:pPr>
-              <w:pStyle w:val="BodyText"/>
-            </w:pPr>
-            <w:pPr>
-              <w:spacing w:before="0" w:after="8"/>
-              <w:jc w:val="center"/>
-            </w:pPr>
-            <w:r>
-              <w:drawing>
-                <wp:inline>
-                  <wp:extent cx="152400" cy="152400"/>
-                  <wp:effectExtent b="0" l="0" r="0" t="0"/>
-                  <wp:docPr descr="" title="" id="23" name="Picture"/>
-                  <a:graphic>
-                    <a:graphicData uri="http://schemas.openxmlformats.org/drawingml/2006/picture">
-                      <pic:pic>
-                        <pic:nvPicPr>
-                          <pic:cNvPr descr="/Applications/quarto/share/formats/docx/note.png" id="24" name="Picture"/>
-                          <pic:cNvPicPr>
-                            <a:picLocks noChangeArrowheads="1" noChangeAspect="1"/>
-                          </pic:cNvPicPr>
-                        </pic:nvPicPr>
-                        <pic:blipFill>
-                          <a:blip r:embed="rId22"/>
-                          <a:stretch>
-                            <a:fillRect/>
-                          </a:stretch>
-                        </pic:blipFill>
-                        <pic:spPr bwMode="auto">
-                          <a:xfrm>
-                            <a:off x="0" y="0"/>
-                            <a:ext cx="152400" cy="152400"/>
-                          </a:xfrm>
-                          <a:prstGeom prst="rect">
-                            <a:avLst/>
-                          </a:prstGeom>
-                          <a:noFill/>
-                          <a:ln w="9525">
-                            <a:noFill/>
-                            <a:headEnd/>
-                            <a:tailEnd/>
-                          </a:ln>
-                        </pic:spPr>
-                      </pic:pic>
-                    </a:graphicData>
-                  </a:graphic>
-                </wp:inline>
-              </w:drawing>
-            </w:r>
-          </w:p>
-        </w:tc>
-        <w:tc>
-          <w:p>
-            <w:pPr>
-              <w:pStyle w:val="BodyText"/>
-            </w:pPr>
-            <w:pPr>
-              <w:spacing w:before="16" w:after="64"/>
-            </w:pPr>
-            <w:r>
-              <w:rPr>
-                <w:b/>
-                <w:bCs/>
-              </w:rPr>
-              <w:t xml:space="preserve">Rosebay Rhododendron</w:t>
-            </w:r>
-          </w:p>
-          <w:p>
-            <w:pPr>
-              <w:pStyle w:val="BodyText"/>
-            </w:pPr>
-            <w:pPr>
-              <w:spacing w:before="16" w:after="16"/>
-            </w:pPr>
-            <w:r>
-              <w:t xml:space="preserve">These plants are commonly seen on slopes near streams, which helps stabilize the soil. Looks similar to Mountain Laurel; has larger leaves. Pretty, but all parts of this plant are toxic to humans and pets! -MaryRose Weatherton</w:t>
-            </w:r>
-          </w:p>
-        </w:tc>
-      </w:tr>
-    </w:tbl>
     <w:p>
       <w:pPr>
         <w:pStyle w:val="BodyText"/>
@@ -503,8 +406,8 @@
         <w:t xml:space="preserve">Park in one of the many spots at the trailhead. The trail begins slightly past the trailhead, on the other side of the road from the large signpost for the trailhead, slightly up the road. Look for the Honey Creek Loop Trail sign.</w:t>
       </w:r>
     </w:p>
-    <w:bookmarkEnd w:id="25"/>
-    <w:bookmarkStart w:id="26" w:name="trail-description"/>
+    <w:bookmarkEnd w:id="22"/>
+    <w:bookmarkStart w:id="23" w:name="trail-description"/>
     <w:p>
       <w:pPr>
         <w:pStyle w:val="Heading3"/>
@@ -918,8 +821,8 @@
         </w:tc>
       </w:tr>
     </w:tbl>
-    <w:bookmarkEnd w:id="26"/>
-    <w:bookmarkStart w:id="27" w:name="nearby"/>
+    <w:bookmarkEnd w:id="23"/>
+    <w:bookmarkStart w:id="24" w:name="nearby"/>
     <w:p>
       <w:pPr>
         <w:pStyle w:val="Heading3"/>
@@ -950,8 +853,8 @@
         <w:t xml:space="preserve">This is one of the most remote—if not the most remote—hikes in this book. A favorite stop on the way back from Honey Creek is to quench our thirst by enjoying a slushie at the Pilot Travel Center (106 Comfort Ln, Pioneer, TN 37847) off exit 122 on I-75.</w:t>
       </w:r>
     </w:p>
-    <w:bookmarkEnd w:id="27"/>
-    <w:bookmarkEnd w:id="28"/>
+    <w:bookmarkEnd w:id="24"/>
+    <w:bookmarkEnd w:id="25"/>
     <w:sectPr>
       <w:footnotePr>
         <w:numRestart w:val="eachSect"/>
